--- a/templates/template_invoice_buy.docx
+++ b/templates/template_invoice_buy.docx
@@ -345,18 +345,6 @@
               </w:rPr>
               <w:t>ИНН/КПП в РФ: {{CL_INN_RF}}/{{CL_KPP_RF}}</w:t>
             </w:r>
-            <w:proofErr w:type="gramStart"/>
-            <w:r>
-              <w:rPr>
-                <w:lang w:val="ru-RU"/>
-              </w:rPr>
-            </w:r>
-            <w:proofErr w:type="gramEnd"/>
-            <w:r>
-              <w:rPr>
-                <w:lang w:val="ru-RU"/>
-              </w:rPr>
-            </w:r>
           </w:p>
           <w:p>
             <w:pPr>
@@ -500,7 +488,7 @@
               <w:rPr>
                 <w:lang w:val="ru-RU"/>
               </w:rPr>
-              <w:t>ИНН:{{OP_INN}}</w:t>
+              <w:t>ИНН в КР: {{OP_INN}}</w:t>
             </w:r>
           </w:p>
           <w:p>
@@ -513,7 +501,7 @@
               <w:rPr>
                 <w:lang w:val="ru-RU"/>
               </w:rPr>
-              <w:t>КПП:{{OP_KPP}}</w:t>
+              <w:t>ИНН/КПП в РФ: {{OP_INN_RF}}/{{OP_KPP_RF}}</w:t>
             </w:r>
           </w:p>
           <w:p>
@@ -526,42 +514,7 @@
               <w:rPr>
                 <w:lang w:val="ru-RU"/>
               </w:rPr>
-              <w:t>ИНН/КПП в РФ: {{OP_INN_RF}}/{{OP_KPP_RF}}</w:t>
-            </w:r>
-            <w:r>
-              <w:rPr>
-                <w:lang w:val="ru-RU"/>
-              </w:rPr>
-            </w:r>
-            <w:r>
-              <w:rPr>
-                <w:lang w:val="ru-RU"/>
-              </w:rPr>
-            </w:r>
-            <w:r>
-              <w:rPr>
-                <w:lang w:val="ru-RU"/>
-              </w:rPr>
-            </w:r>
-            <w:r>
-              <w:rPr>
-                <w:lang w:val="en-US"/>
-              </w:rPr>
-            </w:r>
-            <w:r>
-              <w:rPr>
-                <w:lang w:val="ru-RU"/>
-              </w:rPr>
-            </w:r>
-            <w:r>
-              <w:rPr>
-                <w:lang w:val="ru-RU"/>
-              </w:rPr>
-            </w:r>
-            <w:r>
-              <w:rPr>
-                <w:lang w:val="ru-RU"/>
-              </w:rPr>
+              <w:t>КИО: {{OP_KIO}}</w:t>
             </w:r>
           </w:p>
           <w:p>
@@ -574,62 +527,7 @@
               <w:rPr>
                 <w:lang w:val="ru-RU"/>
               </w:rPr>
-              <w:t xml:space="preserve">КИО: </w:t>
-            </w:r>
-            <w:r>
-              <w:rPr>
-                <w:lang w:val="ru-RU"/>
-              </w:rPr>
-              <w:t>{{</w:t>
-            </w:r>
-            <w:r>
-              <w:rPr>
-                <w:lang w:val="en-US"/>
-              </w:rPr>
-              <w:t>OP</w:t>
-            </w:r>
-            <w:r>
-              <w:rPr>
-                <w:lang w:val="ru-RU"/>
-              </w:rPr>
-              <w:t>_</w:t>
-            </w:r>
-            <w:r>
-              <w:rPr>
-                <w:lang w:val="en-US"/>
-              </w:rPr>
-              <w:t>KIO</w:t>
-            </w:r>
-            <w:r>
-              <w:rPr>
-                <w:lang w:val="ru-RU"/>
-              </w:rPr>
-              <w:t>}}</w:t>
-            </w:r>
-          </w:p>
-          <w:p>
-            <w:pPr>
-              <w:rPr>
-                <w:lang w:val="ru-RU"/>
-              </w:rPr>
-            </w:pPr>
-            <w:r>
-              <w:rPr>
-                <w:lang w:val="ru-RU"/>
-              </w:rPr>
-              <w:t xml:space="preserve">Юридический адрес </w:t>
-            </w:r>
-            <w:r>
-              <w:rPr>
-                <w:lang w:val="ru-RU"/>
-              </w:rPr>
-              <w:t>организации</w:t>
-            </w:r>
-            <w:r>
-              <w:rPr>
-                <w:lang w:val="ru-RU"/>
-              </w:rPr>
-              <w:t>: {{OP_LEGAL_ADDRESS}}</w:t>
+              <w:t>Юридический адрес организации: {{OP_LEGAL_ADDRESS}}</w:t>
             </w:r>
           </w:p>
         </w:tc>
@@ -1900,7 +1798,7 @@
               <w:rPr>
                 <w:lang w:val="ru-RU"/>
               </w:rPr>
-              <w:t>ИНН: {{OP_INN}}</w:t>
+              <w:t>ИНН: {{OP_INN_RF}}</w:t>
             </w:r>
           </w:p>
           <w:p>
@@ -1913,7 +1811,7 @@
               <w:rPr>
                 <w:lang w:val="ru-RU"/>
               </w:rPr>
-              <w:t>КПП: {{OP_KPP}}</w:t>
+              <w:t>КПП: {{OP_KPP_RF}}</w:t>
             </w:r>
           </w:p>
           <w:p>
@@ -4233,21 +4131,7 @@
           <w:lang w:val="ru-RU"/>
         </w:rPr>
         <w:tab/>
-        <w:t xml:space="preserve">Прочие основания. Компания может отказать в обслуживании клиента в иных случаях, предусмотренных законодательством или внутренними политиками Компании, о чем клиента постараются предварительно предупредить (если это не противоречит требованиям закона или </w:t>
-      </w:r>
-      <w:proofErr w:type="spellStart"/>
-      <w:r>
-        <w:rPr>
-          <w:lang w:val="ru-RU"/>
-        </w:rPr>
-        <w:t>безопасностным</w:t>
-      </w:r>
-      <w:proofErr w:type="spellEnd"/>
-      <w:r>
-        <w:rPr>
-          <w:lang w:val="ru-RU"/>
-        </w:rPr>
-        <w:t xml:space="preserve"> мерам). Например, отказ возможен при несоответствии клиента критериям допуска (юридический статус, резидентство, возраст ниже допустимого и т.п.).</w:t>
+        <w:t>Прочие основания. Компания может отказать в обслуживании клиента в иных случаях, предусмотренных законодательством или внутренними политиками Компании, о чем клиента постараются предварительно предупредить (если это не противоречит требованиям закона или безопасностным мерам). Например, отказ возможен при несоответствии клиента критериям допуска (юридический статус, резидентство, возраст ниже допустимого и т.п.).</w:t>
       </w:r>
     </w:p>
     <w:p>
@@ -4590,7 +4474,7 @@
           <w:bCs/>
           <w:sz w:val="20"/>
           <w:szCs w:val="20"/>
-          <w:lang w:val="en-US"/>
+          <w:lang w:val="ru-RU"/>
         </w:rPr>
       </w:pPr>
     </w:p>
